--- a/deliverables/COMP9500-Evidence-and-Completion-Checklist-2026-10-13.docx
+++ b/deliverables/COMP9500-Evidence-and-Completion-Checklist-2026-10-13.docx
@@ -172,7 +172,7 @@
     </w:p>
     <w:p>
       <w:r>
-        <w:t>Local verification: Python 3.14 has eight core/test packages present, with five version differences. The earlier synthetic run passed 48 tests with one archive-dependent test deselected, after a task-local temporary directory resolved a permission issue. Seven new manifest-verifier tests passed separately; no combined rerun is claimed. All 288 frozen E1 hashes now match locally, with zero missing or mismatched files. The verifier pins the manifest SHA-256 before parsing: 80ff8138e6ad7abd3e8482bc59fcaa044dfe7f7ca507edabdd569d217635e595. Ollama client 0.34.0 is installed; its service is stopped. [13]</w:t>
+        <w:t>Local verification: Python 3.14 has eight core/test packages present, with five version differences. The earlier synthetic run passed 48 tests with one archive-dependent test deselected, after a task-local temporary directory resolved a permission issue. Seven new manifest-verifier tests passed separately; no combined rerun is claimed. All 288 frozen E1 hashes now match locally, with zero missing or mismatched files. The verifier pins the manifest SHA-256 before parsing: 80ff8138e6ad7abd3e8482bc59fcaa044dfe7f7ca507edabdd569d217635e595. Ollama client 0.34.0 is installed; its local API was unreachable during the check. [13]</w:t>
       </w:r>
     </w:p>
     <w:p>
